--- a/funnels/04-broker-referral/contract.docx
+++ b/funnels/04-broker-referral/contract.docx
@@ -1382,7 +1382,7 @@
           <w:sz w:val="22"/>
           <w:szCs w:val="22"/>
         </w:rPr>
-        <w:t xml:space="preserve">This Agreement shall be governed by the laws of the State of [STATE], without regard to its conflict of laws rules or principles.</w:t>
+        <w:t xml:space="preserve">This Agreement shall be governed by the laws of the State of Georgia, without regard to its conflict of laws rules or principles.</w:t>
       </w:r>
     </w:p>
     <w:p>
@@ -1412,7 +1412,7 @@
           <w:sz w:val="22"/>
           <w:szCs w:val="22"/>
         </w:rPr>
-        <w:t xml:space="preserve">Affiliate hereby consents to exclusive jurisdiction and venue in the state and federal courts located in [COUNTY, STATE] for all proceedings arising out of this Agreement that are not subject to arbitration.</w:t>
+        <w:t xml:space="preserve">Affiliate hereby consents to exclusive jurisdiction and venue in the state and federal courts located in Fulton County, Georgia for all proceedings arising out of this Agreement that are not subject to arbitration.</w:t>
       </w:r>
     </w:p>
     <w:p>
@@ -1747,21 +1747,21 @@
           <w:sz w:val="22"/>
           <w:szCs w:val="22"/>
         </w:rPr>
-        <w:t xml:space="preserve">[Company Mailing Address]</w:t>
-      </w:r>
-    </w:p>
-    <w:p>
-      <w:pPr>
-        <w:spacing w:after="160" w:line="300"/>
-        <w:jc w:val="both"/>
-      </w:pPr>
-      <w:r>
-        <w:rPr>
-          <w:rFonts w:ascii="Arial" w:cs="Arial" w:eastAsia="Arial" w:hAnsi="Arial"/>
-          <w:sz w:val="22"/>
-          <w:szCs w:val="22"/>
-        </w:rPr>
-        <w:t xml:space="preserve">[City, State, ZIP]</w:t>
+        <w:t xml:space="preserve">8735 Dunwoody Place, Ste R</w:t>
+      </w:r>
+    </w:p>
+    <w:p>
+      <w:pPr>
+        <w:spacing w:after="160" w:line="300"/>
+        <w:jc w:val="both"/>
+      </w:pPr>
+      <w:r>
+        <w:rPr>
+          <w:rFonts w:ascii="Arial" w:cs="Arial" w:eastAsia="Arial" w:hAnsi="Arial"/>
+          <w:sz w:val="22"/>
+          <w:szCs w:val="22"/>
+        </w:rPr>
+        <w:t xml:space="preserve">Atlanta, GA 30350</w:t>
       </w:r>
     </w:p>
     <w:p>
@@ -1965,7 +1965,7 @@
           <w:sz w:val="22"/>
           <w:szCs w:val="22"/>
         </w:rPr>
-        <w:t xml:space="preserve">Printed Name: ______________________________</w:t>
+        <w:t xml:space="preserve">Printed Name: Gary Mitchell</w:t>
       </w:r>
     </w:p>
     <w:p>
@@ -1978,7 +1978,7 @@
           <w:sz w:val="22"/>
           <w:szCs w:val="22"/>
         </w:rPr>
-        <w:t xml:space="preserve">Title: ______________________________</w:t>
+        <w:t xml:space="preserve">Title: Managing Member</w:t>
       </w:r>
     </w:p>
     <w:p>
